--- a/Conceptfase/Physics/2_User Stories_Physics_Stamgroep_B.docx
+++ b/Conceptfase/Physics/2_User Stories_Physics_Stamgroep_B.docx
@@ -4918,7 +4918,28 @@
                 <w:rFonts w:ascii="Calibri" w:hAnsi="Calibri" w:eastAsia="Times New Roman" w:cs="Calibri"/>
                 <w:color w:val="000000" w:themeColor="text1" w:themeTint="FF" w:themeShade="FF"/>
               </w:rPr>
-              <w:t xml:space="preserve"> speler wil ik background muziek kunnen</w:t>
+              <w:t xml:space="preserve"> </w:t>
+            </w:r>
+            <w:r>
+              <w:rPr>
+                <w:rFonts w:ascii="Calibri" w:hAnsi="Calibri" w:eastAsia="Times New Roman" w:cs="Calibri"/>
+                <w:color w:val="000000" w:themeColor="text1" w:themeTint="FF" w:themeShade="FF"/>
+              </w:rPr>
+              <w:t>eindgebruiker</w:t>
+            </w:r>
+            <w:r>
+              <w:rPr>
+                <w:rFonts w:ascii="Calibri" w:hAnsi="Calibri" w:eastAsia="Times New Roman" w:cs="Calibri"/>
+                <w:color w:val="000000" w:themeColor="text1" w:themeTint="FF" w:themeShade="FF"/>
+              </w:rPr>
+              <w:t xml:space="preserve"> wil ik background muziek kunnen</w:t>
+            </w:r>
+            <w:r>
+              <w:rPr>
+                <w:rFonts w:ascii="Calibri" w:hAnsi="Calibri" w:eastAsia="Times New Roman" w:cs="Calibri"/>
+                <w:color w:val="000000" w:themeColor="text1" w:themeTint="FF" w:themeShade="FF"/>
+              </w:rPr>
+              <w:t xml:space="preserve"> horen,</w:t>
             </w:r>
             <w:r>
               <w:rPr>
@@ -5001,18 +5022,19 @@
           </w:tcPr>
           <w:p>
             <w:pPr>
-              <w:spacing w:after="0" w:line="240" w:lineRule="auto"/>
-              <w:rPr>
-                <w:rFonts w:ascii="Calibri" w:hAnsi="Calibri" w:eastAsia="Times New Roman" w:cs="Calibri"/>
-                <w:color w:val="000000"/>
-              </w:rPr>
-            </w:pPr>
-            <w:r>
-              <w:rPr>
-                <w:rFonts w:ascii="Calibri" w:hAnsi="Calibri" w:eastAsia="Times New Roman" w:cs="Calibri"/>
-                <w:color w:val="000000"/>
-              </w:rPr>
-              <w:t>1-5</w:t>
+              <w:pStyle w:val="Standaard"/>
+              <w:suppressLineNumbers w:val="0"/>
+              <w:bidi w:val="0"/>
+              <w:spacing w:before="0" w:beforeAutospacing="off" w:after="0" w:afterAutospacing="off" w:line="240" w:lineRule="auto"/>
+              <w:ind w:left="0" w:right="0"/>
+              <w:jc w:val="left"/>
+            </w:pPr>
+            <w:r>
+              <w:rPr>
+                <w:rFonts w:ascii="Calibri" w:hAnsi="Calibri" w:eastAsia="Times New Roman" w:cs="Calibri"/>
+                <w:color w:val="000000" w:themeColor="text1" w:themeTint="FF" w:themeShade="FF"/>
+              </w:rPr>
+              <w:t>1</w:t>
             </w:r>
           </w:p>
         </w:tc>
@@ -5070,17 +5092,13 @@
           <w:p>
             <w:pPr>
               <w:spacing w:after="0" w:line="240" w:lineRule="auto"/>
-              <w:rPr>
-                <w:rFonts w:ascii="Calibri" w:hAnsi="Calibri" w:eastAsia="Times New Roman" w:cs="Calibri"/>
-                <w:color w:val="000000"/>
-              </w:rPr>
-            </w:pPr>
-            <w:r>
-              <w:rPr>
-                <w:rFonts w:ascii="Calibri" w:hAnsi="Calibri" w:eastAsia="Times New Roman" w:cs="Calibri"/>
-                <w:color w:val="000000"/>
-              </w:rPr>
-              <w:t>0,0.5,1,2,3,5,8,13,20</w:t>
+            </w:pPr>
+            <w:r>
+              <w:rPr>
+                <w:rFonts w:ascii="Calibri" w:hAnsi="Calibri" w:eastAsia="Times New Roman" w:cs="Calibri"/>
+                <w:color w:val="000000" w:themeColor="text1" w:themeTint="FF" w:themeShade="FF"/>
+              </w:rPr>
+              <w:t>3</w:t>
             </w:r>
           </w:p>
         </w:tc>
@@ -5461,7 +5479,49 @@
                 <w:rFonts w:ascii="Calibri" w:hAnsi="Calibri" w:eastAsia="Times New Roman" w:cs="Calibri"/>
                 <w:color w:val="000000" w:themeColor="text1" w:themeTint="FF" w:themeShade="FF"/>
               </w:rPr>
-              <w:t>Als speler wil ik tegen objecten kunnen aanlopen en ze kunnen verplaatsen wanneer ik ertegenaan loop. Ook wil ik dat objecten gaan ragdollen wanneer ik ze loslaat met de Puzzle Gun, zodat de objecten aanvoelen alsof ze gewicht hebben en ik kan voorspellen hoe ze op hun omgeving reageren.</w:t>
+              <w:t xml:space="preserve">Als </w:t>
+            </w:r>
+            <w:r>
+              <w:rPr>
+                <w:rFonts w:ascii="Calibri" w:hAnsi="Calibri" w:eastAsia="Times New Roman" w:cs="Calibri"/>
+                <w:color w:val="000000" w:themeColor="text1" w:themeTint="FF" w:themeShade="FF"/>
+              </w:rPr>
+              <w:t>eindgebruiker</w:t>
+            </w:r>
+            <w:r>
+              <w:rPr>
+                <w:rFonts w:ascii="Calibri" w:hAnsi="Calibri" w:eastAsia="Times New Roman" w:cs="Calibri"/>
+                <w:color w:val="000000" w:themeColor="text1" w:themeTint="FF" w:themeShade="FF"/>
+              </w:rPr>
+              <w:t xml:space="preserve"> wil ik tegen objecten kunnen aanlopen en ze kunnen verplaatsen wanneer ik ertegenaan loop. Ook wil ik dat objecten gaan ragdollen wanneer ik ze</w:t>
+            </w:r>
+            <w:r>
+              <w:rPr>
+                <w:rFonts w:ascii="Calibri" w:hAnsi="Calibri" w:eastAsia="Times New Roman" w:cs="Calibri"/>
+                <w:color w:val="000000" w:themeColor="text1" w:themeTint="FF" w:themeShade="FF"/>
+              </w:rPr>
+              <w:t xml:space="preserve"> </w:t>
+            </w:r>
+            <w:r>
+              <w:rPr>
+                <w:rFonts w:ascii="Calibri" w:hAnsi="Calibri" w:eastAsia="Times New Roman" w:cs="Calibri"/>
+                <w:color w:val="000000" w:themeColor="text1" w:themeTint="FF" w:themeShade="FF"/>
+              </w:rPr>
+              <w:t xml:space="preserve">laat </w:t>
+            </w:r>
+            <w:r>
+              <w:rPr>
+                <w:rFonts w:ascii="Calibri" w:hAnsi="Calibri" w:eastAsia="Times New Roman" w:cs="Calibri"/>
+                <w:color w:val="000000" w:themeColor="text1" w:themeTint="FF" w:themeShade="FF"/>
+              </w:rPr>
+              <w:t>vallen</w:t>
+            </w:r>
+            <w:r>
+              <w:rPr>
+                <w:rFonts w:ascii="Calibri" w:hAnsi="Calibri" w:eastAsia="Times New Roman" w:cs="Calibri"/>
+                <w:color w:val="000000" w:themeColor="text1" w:themeTint="FF" w:themeShade="FF"/>
+              </w:rPr>
+              <w:t>, zodat de objecten aanvoelen alsof ze gewicht hebben en ik kan voorspellen hoe ze op hun omgeving reageren.</w:t>
             </w:r>
           </w:p>
         </w:tc>
@@ -5523,18 +5583,19 @@
           </w:tcPr>
           <w:p>
             <w:pPr>
-              <w:spacing w:after="0" w:line="240" w:lineRule="auto"/>
-              <w:rPr>
-                <w:rFonts w:ascii="Calibri" w:hAnsi="Calibri" w:eastAsia="Times New Roman" w:cs="Calibri"/>
-                <w:color w:val="000000"/>
-              </w:rPr>
-            </w:pPr>
-            <w:r>
-              <w:rPr>
-                <w:rFonts w:ascii="Calibri" w:hAnsi="Calibri" w:eastAsia="Times New Roman" w:cs="Calibri"/>
-                <w:color w:val="000000"/>
-              </w:rPr>
-              <w:t>1-5</w:t>
+              <w:pStyle w:val="Standaard"/>
+              <w:suppressLineNumbers w:val="0"/>
+              <w:bidi w:val="0"/>
+              <w:spacing w:before="0" w:beforeAutospacing="off" w:after="0" w:afterAutospacing="off" w:line="240" w:lineRule="auto"/>
+              <w:ind w:left="0" w:right="0"/>
+              <w:jc w:val="left"/>
+            </w:pPr>
+            <w:r>
+              <w:rPr>
+                <w:rFonts w:ascii="Calibri" w:hAnsi="Calibri" w:eastAsia="Times New Roman" w:cs="Calibri"/>
+                <w:color w:val="000000" w:themeColor="text1" w:themeTint="FF" w:themeShade="FF"/>
+              </w:rPr>
+              <w:t>5</w:t>
             </w:r>
           </w:p>
         </w:tc>
@@ -5591,18 +5652,19 @@
           </w:tcPr>
           <w:p>
             <w:pPr>
-              <w:spacing w:after="0" w:line="240" w:lineRule="auto"/>
-              <w:rPr>
-                <w:rFonts w:ascii="Calibri" w:hAnsi="Calibri" w:eastAsia="Times New Roman" w:cs="Calibri"/>
-                <w:color w:val="000000"/>
-              </w:rPr>
-            </w:pPr>
-            <w:r>
-              <w:rPr>
-                <w:rFonts w:ascii="Calibri" w:hAnsi="Calibri" w:eastAsia="Times New Roman" w:cs="Calibri"/>
-                <w:color w:val="000000"/>
-              </w:rPr>
-              <w:t>0,0.5,1,2,3,5,8,13,20</w:t>
+              <w:pStyle w:val="Standaard"/>
+              <w:suppressLineNumbers w:val="0"/>
+              <w:bidi w:val="0"/>
+              <w:spacing w:before="0" w:beforeAutospacing="off" w:after="0" w:afterAutospacing="off" w:line="240" w:lineRule="auto"/>
+              <w:ind w:left="0" w:right="0"/>
+              <w:jc w:val="left"/>
+            </w:pPr>
+            <w:r>
+              <w:rPr>
+                <w:rFonts w:ascii="Calibri" w:hAnsi="Calibri" w:eastAsia="Times New Roman" w:cs="Calibri"/>
+                <w:color w:val="000000" w:themeColor="text1" w:themeTint="FF" w:themeShade="FF"/>
+              </w:rPr>
+              <w:t>5</w:t>
             </w:r>
           </w:p>
         </w:tc>
@@ -5731,7 +5793,28 @@
                 <w:noProof w:val="0"/>
                 <w:lang w:val="nl-NL"/>
               </w:rPr>
-              <w:t>Objecten gaan ragdollen met physics wanneer je ze loslaat.</w:t>
+              <w:t xml:space="preserve">Objecten gaan ragdollen met </w:t>
+            </w:r>
+            <w:r>
+              <w:rPr>
+                <w:noProof w:val="0"/>
+                <w:lang w:val="nl-NL"/>
+              </w:rPr>
+              <w:t>physics</w:t>
+            </w:r>
+            <w:r>
+              <w:rPr>
+                <w:noProof w:val="0"/>
+                <w:lang w:val="nl-NL"/>
+              </w:rPr>
+              <w:t xml:space="preserve"> wanneer </w:t>
+            </w:r>
+            <w:r>
+              <w:rPr>
+                <w:noProof w:val="0"/>
+                <w:lang w:val="nl-NL"/>
+              </w:rPr>
+              <w:t>ze vallen.</w:t>
             </w:r>
           </w:p>
         </w:tc>
